--- a/backend/app/demo/one_mdb/files/doj-2016-complaint-introduction-converted.docx
+++ b/backend/app/demo/one_mdb/files/doj-2016-complaint-introduction-converted.docx
@@ -2,19 +2,6 @@
 <file path=word/document.xml><?xml version="1.0" encoding="utf-8"?>
 <w:document xmlns:wpc="http://schemas.microsoft.com/office/word/2010/wordprocessingCanvas" xmlns:mo="http://schemas.microsoft.com/office/mac/office/2008/main" xmlns:mc="http://schemas.openxmlformats.org/markup-compatibility/2006" xmlns:mv="urn:schemas-microsoft-com:mac:vml" xmlns:o="urn:schemas-microsoft-com:office:office" xmlns:r="http://schemas.openxmlformats.org/officeDocument/2006/relationships" xmlns:m="http://schemas.openxmlformats.org/officeDocument/2006/math" xmlns:v="urn:schemas-microsoft-com:vml" xmlns:wp14="http://schemas.microsoft.com/office/word/2010/wordprocessingDrawing" xmlns:wp="http://schemas.openxmlformats.org/drawingml/2006/wordprocessingDrawing" xmlns:w10="urn:schemas-microsoft-com:office:word" xmlns:w="http://schemas.openxmlformats.org/wordprocessingml/2006/main" xmlns:w14="http://schemas.microsoft.com/office/word/2010/wordml" xmlns:wpg="http://schemas.microsoft.com/office/word/2010/wordprocessingGroup" xmlns:wpi="http://schemas.microsoft.com/office/word/2010/wordprocessingInk" xmlns:wne="http://schemas.microsoft.com/office/word/2006/wordml" xmlns:wps="http://schemas.microsoft.com/office/word/2010/wordprocessingShape" mc:Ignorable="w14 wp14">
   <w:body>
-    <w:p>
-      <w:pPr>
-        <w:pStyle w:val="Heading1"/>
-      </w:pPr>
-      <w:r>
-        <w:t>Converted to Word by the Workbench from United States v. Real Property Located in New York, New York (Park Laurel Condominium), C.D. Cal. No. 2:16-cv-05371, Verified Complaint, paragraphs 6–12</w:t>
-      </w:r>
-    </w:p>
-    <w:p>
-      <w:r>
-        <w:t>Not an original Word file. The text below is copied from pages 6–8 of the complaint filed 20 July 2016 (https://www.justice.gov/media/887166/dl), a work of the U.S. Government in the public domain. Pleading line numbers, page headers and footnotes 2–4 were removed; the footnote markers after “associates.” and “(“U.A.E.”).” were dropped. Nothing else was changed.</w:t>
-      </w:r>
-    </w:p>
     <w:p>
       <w:r>
         <w:t>6. 1MDB was ostensibly created to pursue investment and development projects for the economic benefit of Malaysia and its people, primarily relying on the issuance of various debt securities to fund these projects. However, over the course of an approximately four-year period, between approximately 2009 and at least 2013, multiple individuals, including public officials and their associates, conspired to fraudulently divert billions of dollars from 1MDB through various means, including by defrauding foreign banks and by sending foreign wire communications in furtherance of the scheme, and thereafter, to launder the proceeds of that criminal conduct, including in and through U.S. financial institutions. The funds diverted from 1MDB were used for the personal benefit of the co-conspirators and their relatives and associates, including to purchase luxury real estate in the United States, pay gambling expenses at Las Vegas casinos, acquire more than $200 million in artwork, invest in a major New York real estate development project, and fund the production of major Hollywood films. 1MDB maintained no interest in these assets and saw no returns on these investments.</w:t>
